--- a/fra/docx/59.content.docx
+++ b/fra/docx/59.content.docx
@@ -258,6 +258,84 @@
           <w:lang w:val="fr_FR" w:bidi="fr_FR"/>
         </w:rPr>
         <w:t>Mots masculins qui incluent les femmes</w:t>
+      </w:r>
+      <w:r>
+        <w:rPr>
+          <w:lang w:val="fr_FR" w:bidi="fr_FR"/>
+        </w:rPr>
+      </w:r>
+      <w:r>
+        <w:rPr>
+          <w:lang w:val="fr_FR" w:bidi="fr_FR"/>
+        </w:rPr>
+      </w:r>
+    </w:p>
+    <w:p>
+      <w:pPr/>
+      <w:r>
+        <w:rPr>
+          <w:lang w:val="fr_FR" w:bidi="fr_FR"/>
+        </w:rPr>
+      </w:r>
+    </w:p>
+    <w:p>
+      <w:pPr>
+        <w:pStyle w:val="Heading2"/>
+      </w:pPr>
+      <w:r>
+        <w:rPr>
+          <w:lang w:val="fr_FR" w:bidi="fr_FR"/>
+        </w:rPr>
+        <w:t>Jacques 4:13 (#2)</w:t>
+      </w:r>
+      <w:r>
+        <w:rPr>
+          <w:lang w:val="fr_FR" w:bidi="fr_FR"/>
+        </w:rPr>
+      </w:r>
+    </w:p>
+    <w:p>
+      <w:pPr/>
+      <w:r>
+        <w:rPr>
+          <w:lang w:val="fr_FR" w:bidi="fr_FR"/>
+        </w:rPr>
+      </w:r>
+      <w:r>
+        <w:rPr>
+          <w:b/>
+          <w:lang w:val="fr_FR" w:bidi="fr_FR"/>
+        </w:rPr>
+        <w:t>οἱ λέγοντες</w:t>
+      </w:r>
+    </w:p>
+    <w:p>
+      <w:pPr/>
+      <w:r>
+        <w:rPr>
+          <w:lang w:val="fr_FR" w:bidi="fr_FR"/>
+        </w:rPr>
+      </w:r>
+      <w:r>
+        <w:rPr>
+          <w:b/>
+          <w:lang w:val="fr_FR" w:bidi="fr_FR"/>
+        </w:rPr>
+        <w:t>« qui dites »</w:t>
+      </w:r>
+    </w:p>
+    <w:p>
+      <w:pPr/>
+      <w:r>
+        <w:rPr>
+          <w:lang w:val="fr_FR" w:bidi="fr_FR"/>
+        </w:rPr>
+      </w:r>
+      <w:r>
+        <w:rPr>
+          <w:lang w:val="fr_FR" w:bidi="fr_FR"/>
+        </w:rPr>
+        <w:t>Traduction alternative : « vous qui dites »</w:t>
       </w:r>
       <w:r>
         <w:rPr>

--- a/fra/docx/59.content.docx
+++ b/fra/docx/59.content.docx
@@ -196,6 +196,21 @@
         <w:rPr>
           <w:lang w:val="fr_FR" w:bidi="fr_FR"/>
         </w:rPr>
+      </w:r>
+    </w:p>
+    <w:p>
+      <w:pPr/>
+      <w:r>
+        <w:rPr>
+          <w:lang w:val="fr_FR" w:bidi="fr_FR"/>
+        </w:rPr>
+      </w:r>
+      <w:r>
+        <w:rPr>
+          <w:b/>
+          <w:lang w:val="fr_FR" w:bidi="fr_FR"/>
+        </w:rPr>
+        <w:t>ἀνὴρ</w:t>
       </w:r>
     </w:p>
     <w:p>
@@ -292,21 +307,6 @@
         <w:rPr>
           <w:lang w:val="fr_FR" w:bidi="fr_FR"/>
         </w:rPr>
-      </w:r>
-    </w:p>
-    <w:p>
-      <w:pPr/>
-      <w:r>
-        <w:rPr>
-          <w:lang w:val="fr_FR" w:bidi="fr_FR"/>
-        </w:rPr>
-      </w:r>
-      <w:r>
-        <w:rPr>
-          <w:b/>
-          <w:lang w:val="fr_FR" w:bidi="fr_FR"/>
-        </w:rPr>
-        <w:t>οἱ λέγοντες</w:t>
       </w:r>
     </w:p>
     <w:p>

--- a/fra/docx/59.content.docx
+++ b/fra/docx/59.content.docx
@@ -307,6 +307,21 @@
         <w:rPr>
           <w:lang w:val="fr_FR" w:bidi="fr_FR"/>
         </w:rPr>
+      </w:r>
+    </w:p>
+    <w:p>
+      <w:pPr/>
+      <w:r>
+        <w:rPr>
+          <w:lang w:val="fr_FR" w:bidi="fr_FR"/>
+        </w:rPr>
+      </w:r>
+      <w:r>
+        <w:rPr>
+          <w:b/>
+          <w:lang w:val="fr_FR" w:bidi="fr_FR"/>
+        </w:rPr>
+        <w:t>οἱ λέγοντες</w:t>
       </w:r>
     </w:p>
     <w:p>
